--- a/klagomål/A 49000-2025 FSC-klagomål.docx
+++ b/klagomål/A 49000-2025 FSC-klagomål.docx
@@ -1235,7 +1235,7 @@
     <w:r>
       <w:tab/>
       <w:tab/>
-      <w:t>2026-09-14</w:t>
+      <w:t>2026-09-15</w:t>
       <w:br/>
       <w:br/>
     </w:r>

--- a/klagomål/A 49000-2025 FSC-klagomål.docx
+++ b/klagomål/A 49000-2025 FSC-klagomål.docx
@@ -1235,7 +1235,7 @@
     <w:r>
       <w:tab/>
       <w:tab/>
-      <w:t>2026-09-15</w:t>
+      <w:t>2026-09-16</w:t>
       <w:br/>
       <w:br/>
     </w:r>

--- a/klagomål/A 49000-2025 FSC-klagomål.docx
+++ b/klagomål/A 49000-2025 FSC-klagomål.docx
@@ -1235,7 +1235,7 @@
     <w:r>
       <w:tab/>
       <w:tab/>
-      <w:t>2026-09-16</w:t>
+      <w:t>2026-09-17</w:t>
       <w:br/>
       <w:br/>
     </w:r>

--- a/klagomål/A 49000-2025 FSC-klagomål.docx
+++ b/klagomål/A 49000-2025 FSC-klagomål.docx
@@ -1235,7 +1235,7 @@
     <w:r>
       <w:tab/>
       <w:tab/>
-      <w:t>2026-09-17</w:t>
+      <w:t>2026-09-18</w:t>
       <w:br/>
       <w:br/>
     </w:r>

--- a/klagomål/A 49000-2025 FSC-klagomål.docx
+++ b/klagomål/A 49000-2025 FSC-klagomål.docx
@@ -1235,7 +1235,7 @@
     <w:r>
       <w:tab/>
       <w:tab/>
-      <w:t>2026-09-18</w:t>
+      <w:t>2026-09-19</w:t>
       <w:br/>
       <w:br/>
     </w:r>

--- a/klagomål/A 49000-2025 FSC-klagomål.docx
+++ b/klagomål/A 49000-2025 FSC-klagomål.docx
@@ -1235,7 +1235,7 @@
     <w:r>
       <w:tab/>
       <w:tab/>
-      <w:t>2026-09-19</w:t>
+      <w:t>2026-09-21</w:t>
       <w:br/>
       <w:br/>
     </w:r>

--- a/klagomål/A 49000-2025 FSC-klagomål.docx
+++ b/klagomål/A 49000-2025 FSC-klagomål.docx
@@ -1235,7 +1235,7 @@
     <w:r>
       <w:tab/>
       <w:tab/>
-      <w:t>2026-09-21</w:t>
+      <w:t>2026-09-23</w:t>
       <w:br/>
       <w:br/>
     </w:r>

--- a/klagomål/A 49000-2025 FSC-klagomål.docx
+++ b/klagomål/A 49000-2025 FSC-klagomål.docx
@@ -1235,7 +1235,7 @@
     <w:r>
       <w:tab/>
       <w:tab/>
-      <w:t>2026-09-23</w:t>
+      <w:t>2026-09-24</w:t>
       <w:br/>
       <w:br/>
     </w:r>

--- a/klagomål/A 49000-2025 FSC-klagomål.docx
+++ b/klagomål/A 49000-2025 FSC-klagomål.docx
@@ -1235,7 +1235,7 @@
     <w:r>
       <w:tab/>
       <w:tab/>
-      <w:t>2026-09-24</w:t>
+      <w:t>2026-09-25</w:t>
       <w:br/>
       <w:br/>
     </w:r>

--- a/klagomål/A 49000-2025 FSC-klagomål.docx
+++ b/klagomål/A 49000-2025 FSC-klagomål.docx
@@ -1235,7 +1235,7 @@
     <w:r>
       <w:tab/>
       <w:tab/>
-      <w:t>2026-09-25</w:t>
+      <w:t>2026-09-26</w:t>
       <w:br/>
       <w:br/>
     </w:r>

--- a/klagomål/A 49000-2025 FSC-klagomål.docx
+++ b/klagomål/A 49000-2025 FSC-klagomål.docx
@@ -1235,7 +1235,7 @@
     <w:r>
       <w:tab/>
       <w:tab/>
-      <w:t>2026-09-26</w:t>
+      <w:t>2026-09-27</w:t>
       <w:br/>
       <w:br/>
     </w:r>

--- a/klagomål/A 49000-2025 FSC-klagomål.docx
+++ b/klagomål/A 49000-2025 FSC-klagomål.docx
@@ -1235,7 +1235,7 @@
     <w:r>
       <w:tab/>
       <w:tab/>
-      <w:t>2026-09-27</w:t>
+      <w:t>2026-09-28</w:t>
       <w:br/>
       <w:br/>
     </w:r>

--- a/klagomål/A 49000-2025 FSC-klagomål.docx
+++ b/klagomål/A 49000-2025 FSC-klagomål.docx
@@ -1235,7 +1235,7 @@
     <w:r>
       <w:tab/>
       <w:tab/>
-      <w:t>2026-09-28</w:t>
+      <w:t>2026-09-29</w:t>
       <w:br/>
       <w:br/>
     </w:r>

--- a/klagomål/A 49000-2025 FSC-klagomål.docx
+++ b/klagomål/A 49000-2025 FSC-klagomål.docx
@@ -1235,7 +1235,7 @@
     <w:r>
       <w:tab/>
       <w:tab/>
-      <w:t>2026-09-29</w:t>
+      <w:t>2026-09-30</w:t>
       <w:br/>
       <w:br/>
     </w:r>

--- a/klagomål/A 49000-2025 FSC-klagomål.docx
+++ b/klagomål/A 49000-2025 FSC-klagomål.docx
@@ -1235,7 +1235,7 @@
     <w:r>
       <w:tab/>
       <w:tab/>
-      <w:t>2026-09-30</w:t>
+      <w:t>2026-10-01</w:t>
       <w:br/>
       <w:br/>
     </w:r>

--- a/klagomål/A 49000-2025 FSC-klagomål.docx
+++ b/klagomål/A 49000-2025 FSC-klagomål.docx
@@ -1235,7 +1235,7 @@
     <w:r>
       <w:tab/>
       <w:tab/>
-      <w:t>2026-10-01</w:t>
+      <w:t>2026-10-02</w:t>
       <w:br/>
       <w:br/>
     </w:r>

--- a/klagomål/A 49000-2025 FSC-klagomål.docx
+++ b/klagomål/A 49000-2025 FSC-klagomål.docx
@@ -1235,7 +1235,7 @@
     <w:r>
       <w:tab/>
       <w:tab/>
-      <w:t>2026-10-02</w:t>
+      <w:t>2026-10-03</w:t>
       <w:br/>
       <w:br/>
     </w:r>

--- a/klagomål/A 49000-2025 FSC-klagomål.docx
+++ b/klagomål/A 49000-2025 FSC-klagomål.docx
@@ -1235,7 +1235,7 @@
     <w:r>
       <w:tab/>
       <w:tab/>
-      <w:t>2026-10-03</w:t>
+      <w:t>2026-10-04</w:t>
       <w:br/>
       <w:br/>
     </w:r>

--- a/klagomål/A 49000-2025 FSC-klagomål.docx
+++ b/klagomål/A 49000-2025 FSC-klagomål.docx
@@ -1235,7 +1235,7 @@
     <w:r>
       <w:tab/>
       <w:tab/>
-      <w:t>2026-10-04</w:t>
+      <w:t>2026-10-05</w:t>
       <w:br/>
       <w:br/>
     </w:r>

--- a/klagomål/A 49000-2025 FSC-klagomål.docx
+++ b/klagomål/A 49000-2025 FSC-klagomål.docx
@@ -1235,7 +1235,7 @@
     <w:r>
       <w:tab/>
       <w:tab/>
-      <w:t>2026-10-05</w:t>
+      <w:t>2026-10-06</w:t>
       <w:br/>
       <w:br/>
     </w:r>

--- a/klagomål/A 49000-2025 FSC-klagomål.docx
+++ b/klagomål/A 49000-2025 FSC-klagomål.docx
@@ -1235,7 +1235,7 @@
     <w:r>
       <w:tab/>
       <w:tab/>
-      <w:t>2026-10-06</w:t>
+      <w:t>2026-10-07</w:t>
       <w:br/>
       <w:br/>
     </w:r>

--- a/klagomål/A 49000-2025 FSC-klagomål.docx
+++ b/klagomål/A 49000-2025 FSC-klagomål.docx
@@ -1235,7 +1235,7 @@
     <w:r>
       <w:tab/>
       <w:tab/>
-      <w:t>2026-10-07</w:t>
+      <w:t>2026-10-08</w:t>
       <w:br/>
       <w:br/>
     </w:r>

--- a/klagomål/A 49000-2025 FSC-klagomål.docx
+++ b/klagomål/A 49000-2025 FSC-klagomål.docx
@@ -1235,7 +1235,7 @@
     <w:r>
       <w:tab/>
       <w:tab/>
-      <w:t>2026-10-08</w:t>
+      <w:t>2026-10-09</w:t>
       <w:br/>
       <w:br/>
     </w:r>

--- a/klagomål/A 49000-2025 FSC-klagomål.docx
+++ b/klagomål/A 49000-2025 FSC-klagomål.docx
@@ -1235,7 +1235,7 @@
     <w:r>
       <w:tab/>
       <w:tab/>
-      <w:t>2026-10-09</w:t>
+      <w:t>2026-10-10</w:t>
       <w:br/>
       <w:br/>
     </w:r>

--- a/klagomål/A 49000-2025 FSC-klagomål.docx
+++ b/klagomål/A 49000-2025 FSC-klagomål.docx
@@ -1235,7 +1235,7 @@
     <w:r>
       <w:tab/>
       <w:tab/>
-      <w:t>2026-10-10</w:t>
+      <w:t>2026-10-11</w:t>
       <w:br/>
       <w:br/>
     </w:r>

--- a/klagomål/A 49000-2025 FSC-klagomål.docx
+++ b/klagomål/A 49000-2025 FSC-klagomål.docx
@@ -1235,7 +1235,7 @@
     <w:r>
       <w:tab/>
       <w:tab/>
-      <w:t>2026-10-11</w:t>
+      <w:t>2026-10-12</w:t>
       <w:br/>
       <w:br/>
     </w:r>

--- a/klagomål/A 49000-2025 FSC-klagomål.docx
+++ b/klagomål/A 49000-2025 FSC-klagomål.docx
@@ -1235,7 +1235,7 @@
     <w:r>
       <w:tab/>
       <w:tab/>
-      <w:t>2026-10-12</w:t>
+      <w:t>2026-10-13</w:t>
       <w:br/>
       <w:br/>
     </w:r>

--- a/klagomål/A 49000-2025 FSC-klagomål.docx
+++ b/klagomål/A 49000-2025 FSC-klagomål.docx
@@ -1235,7 +1235,7 @@
     <w:r>
       <w:tab/>
       <w:tab/>
-      <w:t>2026-10-13</w:t>
+      <w:t>2026-10-14</w:t>
       <w:br/>
       <w:br/>
     </w:r>

--- a/klagomål/A 49000-2025 FSC-klagomål.docx
+++ b/klagomål/A 49000-2025 FSC-klagomål.docx
@@ -1235,7 +1235,7 @@
     <w:r>
       <w:tab/>
       <w:tab/>
-      <w:t>2026-10-14</w:t>
+      <w:t>2026-10-15</w:t>
       <w:br/>
       <w:br/>
     </w:r>

--- a/klagomål/A 49000-2025 FSC-klagomål.docx
+++ b/klagomål/A 49000-2025 FSC-klagomål.docx
@@ -1235,7 +1235,7 @@
     <w:r>
       <w:tab/>
       <w:tab/>
-      <w:t>2026-10-15</w:t>
+      <w:t>2026-10-16</w:t>
       <w:br/>
       <w:br/>
     </w:r>

--- a/klagomål/A 49000-2025 FSC-klagomål.docx
+++ b/klagomål/A 49000-2025 FSC-klagomål.docx
@@ -1235,7 +1235,7 @@
     <w:r>
       <w:tab/>
       <w:tab/>
-      <w:t>2026-10-16</w:t>
+      <w:t>2026-10-17</w:t>
       <w:br/>
       <w:br/>
     </w:r>

--- a/klagomål/A 49000-2025 FSC-klagomål.docx
+++ b/klagomål/A 49000-2025 FSC-klagomål.docx
@@ -1235,7 +1235,7 @@
     <w:r>
       <w:tab/>
       <w:tab/>
-      <w:t>2026-10-17</w:t>
+      <w:t>2026-10-18</w:t>
       <w:br/>
       <w:br/>
     </w:r>

--- a/klagomål/A 49000-2025 FSC-klagomål.docx
+++ b/klagomål/A 49000-2025 FSC-klagomål.docx
@@ -1235,7 +1235,7 @@
     <w:r>
       <w:tab/>
       <w:tab/>
-      <w:t>2026-10-18</w:t>
+      <w:t>2026-10-19</w:t>
       <w:br/>
       <w:br/>
     </w:r>

--- a/klagomål/A 49000-2025 FSC-klagomål.docx
+++ b/klagomål/A 49000-2025 FSC-klagomål.docx
@@ -1235,7 +1235,7 @@
     <w:r>
       <w:tab/>
       <w:tab/>
-      <w:t>2026-10-19</w:t>
+      <w:t>2026-10-20</w:t>
       <w:br/>
       <w:br/>
     </w:r>

--- a/klagomål/A 49000-2025 FSC-klagomål.docx
+++ b/klagomål/A 49000-2025 FSC-klagomål.docx
@@ -1235,7 +1235,7 @@
     <w:r>
       <w:tab/>
       <w:tab/>
-      <w:t>2026-10-20</w:t>
+      <w:t>2026-10-21</w:t>
       <w:br/>
       <w:br/>
     </w:r>

--- a/klagomål/A 49000-2025 FSC-klagomål.docx
+++ b/klagomål/A 49000-2025 FSC-klagomål.docx
@@ -1235,7 +1235,7 @@
     <w:r>
       <w:tab/>
       <w:tab/>
-      <w:t>2026-10-21</w:t>
+      <w:t>2026-10-22</w:t>
       <w:br/>
       <w:br/>
     </w:r>

--- a/klagomål/A 49000-2025 FSC-klagomål.docx
+++ b/klagomål/A 49000-2025 FSC-klagomål.docx
@@ -1235,7 +1235,7 @@
     <w:r>
       <w:tab/>
       <w:tab/>
-      <w:t>2026-10-22</w:t>
+      <w:t>2026-10-23</w:t>
       <w:br/>
       <w:br/>
     </w:r>

--- a/klagomål/A 49000-2025 FSC-klagomål.docx
+++ b/klagomål/A 49000-2025 FSC-klagomål.docx
@@ -1235,7 +1235,7 @@
     <w:r>
       <w:tab/>
       <w:tab/>
-      <w:t>2026-10-23</w:t>
+      <w:t>2026-10-24</w:t>
       <w:br/>
       <w:br/>
     </w:r>

--- a/klagomål/A 49000-2025 FSC-klagomål.docx
+++ b/klagomål/A 49000-2025 FSC-klagomål.docx
@@ -1235,7 +1235,7 @@
     <w:r>
       <w:tab/>
       <w:tab/>
-      <w:t>2026-10-24</w:t>
+      <w:t>2026-10-25</w:t>
       <w:br/>
       <w:br/>
     </w:r>

--- a/klagomål/A 49000-2025 FSC-klagomål.docx
+++ b/klagomål/A 49000-2025 FSC-klagomål.docx
@@ -1235,7 +1235,7 @@
     <w:r>
       <w:tab/>
       <w:tab/>
-      <w:t>2026-10-25</w:t>
+      <w:t>2026-10-26</w:t>
       <w:br/>
       <w:br/>
     </w:r>

--- a/klagomål/A 49000-2025 FSC-klagomål.docx
+++ b/klagomål/A 49000-2025 FSC-klagomål.docx
@@ -1235,7 +1235,7 @@
     <w:r>
       <w:tab/>
       <w:tab/>
-      <w:t>2026-10-26</w:t>
+      <w:t>2026-10-27</w:t>
       <w:br/>
       <w:br/>
     </w:r>

--- a/klagomål/A 49000-2025 FSC-klagomål.docx
+++ b/klagomål/A 49000-2025 FSC-klagomål.docx
@@ -1235,7 +1235,7 @@
     <w:r>
       <w:tab/>
       <w:tab/>
-      <w:t>2026-10-27</w:t>
+      <w:t>2026-10-28</w:t>
       <w:br/>
       <w:br/>
     </w:r>

--- a/klagomål/A 49000-2025 FSC-klagomål.docx
+++ b/klagomål/A 49000-2025 FSC-klagomål.docx
@@ -1235,7 +1235,7 @@
     <w:r>
       <w:tab/>
       <w:tab/>
-      <w:t>2026-10-28</w:t>
+      <w:t>2026-10-29</w:t>
       <w:br/>
       <w:br/>
     </w:r>

--- a/klagomål/A 49000-2025 FSC-klagomål.docx
+++ b/klagomål/A 49000-2025 FSC-klagomål.docx
@@ -221,7 +221,7 @@
     </w:p>
     <w:p>
       <w:r>
-        <w:t>I avverkningsanmälan finns fynd av 9 naturvårdsarter, varav 7 är rödlistade, 2 är fridlysta, 6 är typiska (T) och 1 är signalart (S): garnlav (VU, T), knärot (VU, T, §8), blanksvart spiklav (NT), dropptaggsvamp (NT, T), kolflarnlav (NT, T), motaggsvamp (NT, T), skarp dropptaggsvamp (NT), björksplintborre (S) och tjäder (T, §4). Se Figur 1.</w:t>
+        <w:t>I avverkningsanmälan finns fynd av 17 naturvårdsarter, varav 11 är rödlistade, 4 är fridlysta, 12 är typiska (T) och 3 är signalarter (S): garnlav (VU, T), knärot (VU, T, §8), lakritsmusseron (VU, T), blanksvart spiklav (NT), dropptaggsvamp (NT, T), kolflarnlav (NT, T), koralltaggsvamp (NT, T), motaggsvamp (NT, T), skarp dropptaggsvamp (NT), vaddporing (NT), violettgrå tagellav (NT, T), björksplintborre (S), nästlav (S, T), vedticka (S, T), spillkråka (T, §4), tjäder (T, §4) och revlummer (§9). Se Figur 1.</w:t>
       </w:r>
     </w:p>
     <w:p>
@@ -325,7 +325,7 @@
     </w:p>
     <w:p>
       <w:r>
-        <w:t>I det avverkningsanmälda området finns 2 fyndplatser för knärot registrerade på Artportalen. Figur 2 visar gränserna för buffertzoner på 50 m, som behöver lämnas kring fyndplatserna för att knärotslokalerna inte ska försvinna vid en avverkning. Av det avverkningsanmälda området överlappar 1.30 ha med buffertzonerna och får av detta skäl inte avverkas.</w:t>
+        <w:t>I det avverkningsanmälda området finns 3 fyndplatser för knärot registrerade på Artportalen. Figur 2 visar gränserna för buffertzoner på 50 m, som behöver lämnas kring fyndplatserna för att knärotslokalerna inte ska försvinna vid en avverkning. Av det avverkningsanmälda området överlappar 1.91 ha med buffertzonerna och får av detta skäl inte avverkas.</w:t>
       </w:r>
     </w:p>
     <w:p>
@@ -381,6 +381,26 @@
         <w:rPr>
           <w:b/>
         </w:rPr>
+        <w:t>Lakritsmusseron (VU)</w:t>
+      </w:r>
+      <w:r>
+        <w:t xml:space="preserve"> bildar mykorrhiza med tall, på torr, sandig, bergig och mager mark i äldre lavtallskog. Den är placerad högst upp i Skogsstyrelsens värdepyramid för bedömning av skog med höga naturvärden och är en mycket bra signalart som indikerar skyddsvärda sandskogar och hällmarksskogar med höga naturvärden. Arten bedöms ha minskat starkt och fortgår att minska, huvudsakligen p.g.a. slutavverkning av kontinuitetsskogar, främst tallhedar. Lakritsmusseron är globalt rödlistad som sårbar (VU) vilket innebär att Sverige har ett internationellt ansvar för arten. Lakritsmusseron är typisk art för </w:t>
+      </w:r>
+      <w:r>
+        <w:rPr>
+          <w:i/>
+        </w:rPr>
+        <w:t>9010 Taiga</w:t>
+      </w:r>
+      <w:r>
+        <w:t xml:space="preserve"> (SLU Artdatabanken, 2024; Nitare &amp; Skogsstyrelsen, 2019; IUCN, 2015).</w:t>
+      </w:r>
+    </w:p>
+    <w:p>
+      <w:r>
+        <w:rPr>
+          <w:b/>
+        </w:rPr>
         <w:t>Blanksvart spiklav (NT)</w:t>
       </w:r>
       <w:r>
@@ -432,6 +452,35 @@
         <w:rPr>
           <w:b/>
         </w:rPr>
+        <w:t>Koralltaggsvamp (NT)</w:t>
+      </w:r>
+      <w:r>
+        <w:t xml:space="preserve"> är i hela landet en mycket bra signalart som nästan enbart påträffas i skogsområden med höga naturvärden. Arten hotas av brist på död ved. Ingrepp som innebär att lågor och döda eller skadade träd tas bort missgynnar arten. En slutavverkning, skoglig gallring eller annat uttag av virke på växtplatsen som ger ett förändrat lokalklimat innebär ett direkt hot liksom överföring av lövskog till barrskog. Koralltaggsvamp är typisk art för </w:t>
+      </w:r>
+      <w:r>
+        <w:rPr>
+          <w:i/>
+        </w:rPr>
+        <w:t>9010 Taiga, 9050 Näringsrik granskog</w:t>
+      </w:r>
+      <w:r>
+        <w:t xml:space="preserve"> och</w:t>
+      </w:r>
+      <w:r>
+        <w:rPr>
+          <w:i/>
+        </w:rPr>
+        <w:t xml:space="preserve"> 9030 Landhöjningsskog</w:t>
+      </w:r>
+      <w:r>
+        <w:t xml:space="preserve"> (SLU Artdatabanken, 2024; Nitare &amp; Skogsstyrelsen, 2019).</w:t>
+      </w:r>
+    </w:p>
+    <w:p>
+      <w:r>
+        <w:rPr>
+          <w:b/>
+        </w:rPr>
         <w:t xml:space="preserve">Motaggsvamp (NT) </w:t>
       </w:r>
       <w:r>
@@ -463,10 +512,110 @@
         <w:rPr>
           <w:b/>
         </w:rPr>
+        <w:t xml:space="preserve">Vaddporing (NT) </w:t>
+      </w:r>
+      <w:r>
+        <w:t>är en brunrötande vednedbrytare som hittas på undersidan av liggande murken tallved i olika former. Substratet utgörs framför allt av den typ av hård, kådimpregnerad och ofta kolad tallved som skapas i brandpräglad skog. Vedtypen nybildas i mycket liten omfattning och det är sannolikt att arten upplever en utdöendeskuld. För att garantera artens fortlevnad bör man både säkra att artens växtplatser hålls intakta samt att långsiktigt säkerställa att ny ved tillkommer, allra helst i omedelbar anslutning till artens växtplatser. Skoglig gallring och annat uttag av virke innebär ett hot mot arten (SLU Artdatabanken, 2024).</w:t>
+      </w:r>
+    </w:p>
+    <w:p>
+      <w:r>
+        <w:rPr>
+          <w:b/>
+        </w:rPr>
+        <w:t>Violettgrå tagellav (NT)</w:t>
+      </w:r>
+      <w:r>
+        <w:t xml:space="preserve"> växer nästan uteslutande i gamla olikåldriga barrnaturskogar med lång skoglig kontinuitet och är en utmärkt signal på skog med höga naturvärden. Slutavverkning av tidigare aldrig slutavverkad skog (kontinuitetsskog) är det största hotet. Biotopen nyskapas i begränsad omfattning och barrskog äldre än 160 år, där den violettgrå tagellaven huvudsakligen påträffas har minskat med 50% de senaste 50 åren. Lågproduktiv skogsmark där laven förekommer bör undantas från skogsbruk och rika förekomster i äldre granskog bör skyddas. Arten är känslig för uttorkning och det är väsentligt att tillräckligt stora bestånd avsätts. Violettgrå tagellav är typisk art för </w:t>
+      </w:r>
+      <w:r>
+        <w:rPr>
+          <w:i/>
+        </w:rPr>
+        <w:t>9010 Taiga</w:t>
+      </w:r>
+      <w:r>
+        <w:t xml:space="preserve"> (SLU Artdatabanken, 2024; Nitare &amp; Skogsstyrelsen, 2019).</w:t>
+      </w:r>
+    </w:p>
+    <w:p>
+      <w:r>
+        <w:rPr>
+          <w:b/>
+        </w:rPr>
         <w:t xml:space="preserve">Björksplintborre </w:t>
       </w:r>
       <w:r>
         <w:t>är en skalbagge vars larvutveckling sker i bark på nyligen döda björkar, både stående träd och vindfällen. En prydlig rad med runda ventilationshål i barken ovanför modergången är synnerligen karaktäristiskt. Arten är knuten till lövrika blandskogar med en hög andel gamla träd, och starkt gynnad av naturliga störningar som torka, översvämningar, brand och stormfällningar. Talrika gnagspår kan tyda på biotoper med höga naturvärden, exempelvis för ovanliga hackspettar och andra, mer sällsynta vedinsekter. Larverna är omtyckt hackspettsföda (SLU Artdatabanken, 2025).</w:t>
+      </w:r>
+    </w:p>
+    <w:p>
+      <w:r>
+        <w:rPr>
+          <w:b/>
+        </w:rPr>
+        <w:t>Nästlav</w:t>
+      </w:r>
+      <w:r>
+        <w:t xml:space="preserve"> indikerar söder om den naturliga norrlandsgränsen äldre barrskogsområden med höga naturvärden där andra ovanliga nordliga barrskogsarter kan påträffas. Nästlav är typisk art för </w:t>
+      </w:r>
+      <w:r>
+        <w:rPr>
+          <w:i/>
+        </w:rPr>
+        <w:t xml:space="preserve">9010 Taiga </w:t>
+      </w:r>
+      <w:r>
+        <w:t>(Nitare &amp; Skogsstyrelsen, 2019; SLU Artdatabanken, 2025).</w:t>
+      </w:r>
+    </w:p>
+    <w:p>
+      <w:r>
+        <w:rPr>
+          <w:b/>
+        </w:rPr>
+        <w:t xml:space="preserve">Vedticka </w:t>
+      </w:r>
+      <w:r>
+        <w:t xml:space="preserve">är en bra signalart söder om den naturliga norrlandsgränsen. Den är huvudsakligen knuten till äldre barrskogar där det föreligger långvarig kontinuitet av död barrved. Vedticka är typisk art för </w:t>
+      </w:r>
+      <w:r>
+        <w:rPr>
+          <w:i/>
+        </w:rPr>
+        <w:t xml:space="preserve">9010 Taiga </w:t>
+      </w:r>
+      <w:r>
+        <w:t>(Nitare &amp; Skogsstyrelsen, 2019; SLU Artdatabanken, 2025).</w:t>
+      </w:r>
+    </w:p>
+    <w:p>
+      <w:r>
+        <w:rPr>
+          <w:b/>
+        </w:rPr>
+        <w:t>Spillkråka (§4)</w:t>
+      </w:r>
+      <w:r>
+        <w:t xml:space="preserve"> omfattas av bilaga 1 i EU:s fågeldirektiv och är typisk art för </w:t>
+      </w:r>
+      <w:r>
+        <w:rPr>
+          <w:i/>
+        </w:rPr>
+        <w:t xml:space="preserve">9010 Taiga </w:t>
+      </w:r>
+      <w:r>
+        <w:t>och</w:t>
+      </w:r>
+      <w:r>
+        <w:rPr>
+          <w:i/>
+        </w:rPr>
+        <w:t xml:space="preserve"> 9740 Skogsbevuxen myr</w:t>
+      </w:r>
+      <w:r>
+        <w:t>. Den behöver grova träd, främst tall, asp och bok som boträd. Skogsbruk med korta omloppstider och täta, homogena ungskogar utgör det största hotet. Spillkråka är en nyckelart i skogliga miljöer vars övergivna bohål utnyttjas av flera andra hålhäckande fågelarter och fladdermöss, däribland pärluggla (EN, §4), knipa (§4), salskrake (§4) och skogsduva (§4). Hökuggla (VU, §4) och slaguggla (§4) häckar ofta i högstubbar som brutits av i höjd med ett gammalt spillkråkebo (SLU Artdatabanken, 2026; Skogsstyrelsen, 2016).</w:t>
       </w:r>
     </w:p>
     <w:p>
@@ -604,7 +753,7 @@
         <w:rPr>
           <w:i/>
         </w:rPr>
-        <w:t>I det avverkningsanmälda skogsområdet har 9 naturvårdsarter varav 7 rödlistade arter sina livsmiljöer och växtplatser.</w:t>
+        <w:t>I det avverkningsanmälda skogsområdet har 17 naturvårdsarter varav 11 rödlistade arter sina livsmiljöer och växtplatser.</w:t>
       </w:r>
     </w:p>
     <w:p>
@@ -1027,6 +1176,78 @@
     <w:p>
       <w:r>
         <w:t xml:space="preserve">SLU Artdatabanken, 2024. </w:t>
+      </w:r>
+      <w:r>
+        <w:rPr>
+          <w:i/>
+        </w:rPr>
+        <w:t xml:space="preserve">Artfaktablad. Naturvård – artfakta. </w:t>
+      </w:r>
+      <w:r>
+        <w:t>SLU Artdatabanken, Uppsala.</w:t>
+      </w:r>
+    </w:p>
+    <w:p>
+      <w:pPr>
+        <w:pStyle w:val="Heading1"/>
+      </w:pPr>
+      <w:r>
+        <w:t>Spillkråka – ekologi samt krav på livsmiljön</w:t>
+      </w:r>
+    </w:p>
+    <w:p>
+      <w:r>
+        <w:t xml:space="preserve">Spillkråka (§4) ingår i bilaga 1 EU:s fågeldirektiv och är typisk art för </w:t>
+      </w:r>
+      <w:r>
+        <w:rPr>
+          <w:i/>
+        </w:rPr>
+        <w:t xml:space="preserve">9010 Taiga </w:t>
+      </w:r>
+      <w:r>
+        <w:t>och</w:t>
+      </w:r>
+      <w:r>
+        <w:rPr>
+          <w:i/>
+        </w:rPr>
+        <w:t xml:space="preserve"> 9740 Skogsbevuxen myr</w:t>
+      </w:r>
+      <w:r>
+        <w:t>. Den lever i både barr- och blandskog liksom i ren lövskog. De tätaste populationerna tenderar att finnas i äldre, variationsrik blandskog med gott om död ved och gamla träd. Varje par utnyttjar 400–1000 hektar skog beroende på skogens kvalitet. Skogsbruk med korta omloppstider och täta, homogena ungskogar utgör det största hotet (SLU Artdatabanken, 2026).</w:t>
+      </w:r>
+    </w:p>
+    <w:p>
+      <w:r>
+        <w:t>Spillkråka är en nyckelart i skogliga miljöer vars övergivna bohål utnyttjas av flera andra hålhäckande fågelarter och fladdermöss, däribland pärluggla (EN, §4), knipa (§4), salskrake (§4) och skogsduva (§4). Hökuggla (VU, §4) och slaguggla (§4) häckar ofta i högstubbar som brutits av i höjd med ett gammalt spillkråkebo (Skogsstyrelsen, 2016).</w:t>
+      </w:r>
+    </w:p>
+    <w:p>
+      <w:pPr>
+        <w:pStyle w:val="Heading2"/>
+      </w:pPr>
+      <w:r>
+        <w:t>Referenser – spillkråka</w:t>
+      </w:r>
+    </w:p>
+    <w:p>
+      <w:r>
+        <w:t xml:space="preserve">Skogsstyrelsen, 2016. </w:t>
+      </w:r>
+      <w:r>
+        <w:rPr>
+          <w:i/>
+        </w:rPr>
+        <w:t xml:space="preserve">Vägledning för hänsyn till spillkråka. </w:t>
+      </w:r>
+      <w:r>
+        <w:t>Vägledningar och kunskapsstöd artskydd – Skogsstyrelsen.</w:t>
+      </w:r>
+    </w:p>
+    <w:p>
+      <w:r>
+        <w:t xml:space="preserve">SLU Artdatabanken, 2026. </w:t>
       </w:r>
       <w:r>
         <w:rPr>
@@ -1235,7 +1456,7 @@
     <w:r>
       <w:tab/>
       <w:tab/>
-      <w:t>2026-10-29</w:t>
+      <w:t>2026-10-31</w:t>
       <w:br/>
       <w:br/>
     </w:r>
